--- a/a7/packages/A7 Unit 6 - Relationships in Triangles/Lessons/6.05/A7 6.05 Distance on the Coordinate Plane - Question Bank.docx
+++ b/a7/packages/A7 Unit 6 - Relationships in Triangles/Lessons/6.05/A7 6.05 Distance on the Coordinate Plane - Question Bank.docx
@@ -387,7 +387,7 @@
             <w:r>
               <w:drawing>
                 <wp:inline xmlns:a="http://schemas.openxmlformats.org/drawingml/2006/main" xmlns:pic="http://schemas.openxmlformats.org/drawingml/2006/picture">
-                  <wp:extent cx="487680" cy="146304"/>
+                  <wp:extent cx="438912" cy="146304"/>
                   <wp:docPr id="3" name="Picture 3"/>
                   <wp:cNvGraphicFramePr>
                     <a:graphicFrameLocks noChangeAspect="1"/>
@@ -396,7 +396,7 @@
                     <a:graphicData uri="http://schemas.openxmlformats.org/drawingml/2006/picture">
                       <pic:pic>
                         <pic:nvPicPr>
-                          <pic:cNvPr id="0" name="31859ff5f2598f7e.png"/>
+                          <pic:cNvPr id="0" name="a1bab36b57e17427.png"/>
                           <pic:cNvPicPr/>
                         </pic:nvPicPr>
                         <pic:blipFill>
@@ -408,7 +408,7 @@
                         <pic:spPr>
                           <a:xfrm>
                             <a:off x="0" y="0"/>
-                            <a:ext cx="487680" cy="146304"/>
+                            <a:ext cx="438912" cy="146304"/>
                           </a:xfrm>
                           <a:prstGeom prst="rect"/>
                         </pic:spPr>
@@ -527,7 +527,7 @@
             <w:r>
               <w:drawing>
                 <wp:inline xmlns:a="http://schemas.openxmlformats.org/drawingml/2006/main" xmlns:pic="http://schemas.openxmlformats.org/drawingml/2006/picture">
-                  <wp:extent cx="600456" cy="143256"/>
+                  <wp:extent cx="551688" cy="143256"/>
                   <wp:docPr id="5" name="Picture 5"/>
                   <wp:cNvGraphicFramePr>
                     <a:graphicFrameLocks noChangeAspect="1"/>
@@ -536,7 +536,7 @@
                     <a:graphicData uri="http://schemas.openxmlformats.org/drawingml/2006/picture">
                       <pic:pic>
                         <pic:nvPicPr>
-                          <pic:cNvPr id="0" name="5c6f0f77063c828b.png"/>
+                          <pic:cNvPr id="0" name="6dd095ae2543ca16.png"/>
                           <pic:cNvPicPr/>
                         </pic:nvPicPr>
                         <pic:blipFill>
@@ -548,7 +548,7 @@
                         <pic:spPr>
                           <a:xfrm>
                             <a:off x="0" y="0"/>
-                            <a:ext cx="600456" cy="143256"/>
+                            <a:ext cx="551688" cy="143256"/>
                           </a:xfrm>
                           <a:prstGeom prst="rect"/>
                         </pic:spPr>
@@ -710,7 +710,7 @@
             <w:r>
               <w:drawing>
                 <wp:inline xmlns:a="http://schemas.openxmlformats.org/drawingml/2006/main" xmlns:pic="http://schemas.openxmlformats.org/drawingml/2006/picture">
-                  <wp:extent cx="487680" cy="146304"/>
+                  <wp:extent cx="438912" cy="146304"/>
                   <wp:docPr id="8" name="Picture 8"/>
                   <wp:cNvGraphicFramePr>
                     <a:graphicFrameLocks noChangeAspect="1"/>
@@ -719,7 +719,7 @@
                     <a:graphicData uri="http://schemas.openxmlformats.org/drawingml/2006/picture">
                       <pic:pic>
                         <pic:nvPicPr>
-                          <pic:cNvPr id="0" name="1f3f69622ee5b9be.png"/>
+                          <pic:cNvPr id="0" name="e3a1203a298b05e9.png"/>
                           <pic:cNvPicPr/>
                         </pic:nvPicPr>
                         <pic:blipFill>
@@ -731,7 +731,7 @@
                         <pic:spPr>
                           <a:xfrm>
                             <a:off x="0" y="0"/>
-                            <a:ext cx="487680" cy="146304"/>
+                            <a:ext cx="438912" cy="146304"/>
                           </a:xfrm>
                           <a:prstGeom prst="rect"/>
                         </pic:spPr>
@@ -807,7 +807,7 @@
             <w:r>
               <w:drawing>
                 <wp:inline xmlns:a="http://schemas.openxmlformats.org/drawingml/2006/main" xmlns:pic="http://schemas.openxmlformats.org/drawingml/2006/picture">
-                  <wp:extent cx="600456" cy="143256"/>
+                  <wp:extent cx="551688" cy="143256"/>
                   <wp:docPr id="9" name="Picture 9"/>
                   <wp:cNvGraphicFramePr>
                     <a:graphicFrameLocks noChangeAspect="1"/>
@@ -816,7 +816,7 @@
                     <a:graphicData uri="http://schemas.openxmlformats.org/drawingml/2006/picture">
                       <pic:pic>
                         <pic:nvPicPr>
-                          <pic:cNvPr id="0" name="cf868fd7dc4ad459.png"/>
+                          <pic:cNvPr id="0" name="22a50a7396c35b62.png"/>
                           <pic:cNvPicPr/>
                         </pic:nvPicPr>
                         <pic:blipFill>
@@ -828,7 +828,7 @@
                         <pic:spPr>
                           <a:xfrm>
                             <a:off x="0" y="0"/>
-                            <a:ext cx="600456" cy="143256"/>
+                            <a:ext cx="551688" cy="143256"/>
                           </a:xfrm>
                           <a:prstGeom prst="rect"/>
                         </pic:spPr>
@@ -1087,7 +1087,7 @@
             <w:r>
               <w:drawing>
                 <wp:inline xmlns:a="http://schemas.openxmlformats.org/drawingml/2006/main" xmlns:pic="http://schemas.openxmlformats.org/drawingml/2006/picture">
-                  <wp:extent cx="487680" cy="143256"/>
+                  <wp:extent cx="438912" cy="143256"/>
                   <wp:docPr id="13" name="Picture 13"/>
                   <wp:cNvGraphicFramePr>
                     <a:graphicFrameLocks noChangeAspect="1"/>
@@ -1096,7 +1096,7 @@
                     <a:graphicData uri="http://schemas.openxmlformats.org/drawingml/2006/picture">
                       <pic:pic>
                         <pic:nvPicPr>
-                          <pic:cNvPr id="0" name="c92596cd59f6d2ef.png"/>
+                          <pic:cNvPr id="0" name="874cc059ff32ee3c.png"/>
                           <pic:cNvPicPr/>
                         </pic:nvPicPr>
                         <pic:blipFill>
@@ -1108,7 +1108,7 @@
                         <pic:spPr>
                           <a:xfrm>
                             <a:off x="0" y="0"/>
-                            <a:ext cx="487680" cy="143256"/>
+                            <a:ext cx="438912" cy="143256"/>
                           </a:xfrm>
                           <a:prstGeom prst="rect"/>
                         </pic:spPr>
@@ -1251,7 +1251,7 @@
             <w:r>
               <w:drawing>
                 <wp:inline xmlns:a="http://schemas.openxmlformats.org/drawingml/2006/main" xmlns:pic="http://schemas.openxmlformats.org/drawingml/2006/picture">
-                  <wp:extent cx="600456" cy="146304"/>
+                  <wp:extent cx="551688" cy="146304"/>
                   <wp:docPr id="15" name="Picture 15"/>
                   <wp:cNvGraphicFramePr>
                     <a:graphicFrameLocks noChangeAspect="1"/>
@@ -1260,7 +1260,7 @@
                     <a:graphicData uri="http://schemas.openxmlformats.org/drawingml/2006/picture">
                       <pic:pic>
                         <pic:nvPicPr>
-                          <pic:cNvPr id="0" name="9d9120422eefa1fd.png"/>
+                          <pic:cNvPr id="0" name="eb635d9df63ea198.png"/>
                           <pic:cNvPicPr/>
                         </pic:nvPicPr>
                         <pic:blipFill>
@@ -1272,7 +1272,7 @@
                         <pic:spPr>
                           <a:xfrm>
                             <a:off x="0" y="0"/>
-                            <a:ext cx="600456" cy="146304"/>
+                            <a:ext cx="551688" cy="146304"/>
                           </a:xfrm>
                           <a:prstGeom prst="rect"/>
                         </pic:spPr>
@@ -1294,7 +1294,7 @@
             <w:r>
               <w:drawing>
                 <wp:inline xmlns:a="http://schemas.openxmlformats.org/drawingml/2006/main" xmlns:pic="http://schemas.openxmlformats.org/drawingml/2006/picture">
-                  <wp:extent cx="487680" cy="143256"/>
+                  <wp:extent cx="438912" cy="143256"/>
                   <wp:docPr id="16" name="Picture 16"/>
                   <wp:cNvGraphicFramePr>
                     <a:graphicFrameLocks noChangeAspect="1"/>
@@ -1303,7 +1303,7 @@
                     <a:graphicData uri="http://schemas.openxmlformats.org/drawingml/2006/picture">
                       <pic:pic>
                         <pic:nvPicPr>
-                          <pic:cNvPr id="0" name="c04fd1a1ad476553.png"/>
+                          <pic:cNvPr id="0" name="cdd1e40a14cde158.png"/>
                           <pic:cNvPicPr/>
                         </pic:nvPicPr>
                         <pic:blipFill>
@@ -1315,7 +1315,7 @@
                         <pic:spPr>
                           <a:xfrm>
                             <a:off x="0" y="0"/>
-                            <a:ext cx="487680" cy="143256"/>
+                            <a:ext cx="438912" cy="143256"/>
                           </a:xfrm>
                           <a:prstGeom prst="rect"/>
                         </pic:spPr>
@@ -1552,7 +1552,7 @@
             <w:r>
               <w:drawing>
                 <wp:inline xmlns:a="http://schemas.openxmlformats.org/drawingml/2006/main" xmlns:pic="http://schemas.openxmlformats.org/drawingml/2006/picture">
-                  <wp:extent cx="600456" cy="143256"/>
+                  <wp:extent cx="551688" cy="143256"/>
                   <wp:docPr id="18" name="Picture 18"/>
                   <wp:cNvGraphicFramePr>
                     <a:graphicFrameLocks noChangeAspect="1"/>
@@ -1561,7 +1561,7 @@
                     <a:graphicData uri="http://schemas.openxmlformats.org/drawingml/2006/picture">
                       <pic:pic>
                         <pic:nvPicPr>
-                          <pic:cNvPr id="0" name="d0469e91279fdc6e.png"/>
+                          <pic:cNvPr id="0" name="6dcf528a270a55e2.png"/>
                           <pic:cNvPicPr/>
                         </pic:nvPicPr>
                         <pic:blipFill>
@@ -1573,7 +1573,7 @@
                         <pic:spPr>
                           <a:xfrm>
                             <a:off x="0" y="0"/>
-                            <a:ext cx="600456" cy="143256"/>
+                            <a:ext cx="551688" cy="143256"/>
                           </a:xfrm>
                           <a:prstGeom prst="rect"/>
                         </pic:spPr>
